--- a/AI Usage Declaration.docx
+++ b/AI Usage Declaration.docx
@@ -1,6 +1,6 @@
 
 <file path=word/document.xml><?xml version="1.0" encoding="utf-8"?>
-<w:document xmlns:o="urn:schemas-microsoft-com:office:office" xmlns:r="http://schemas.openxmlformats.org/officeDocument/2006/relationships" xmlns:v="urn:schemas-microsoft-com:vml" xmlns:w="http://schemas.openxmlformats.org/wordprocessingml/2006/main" xmlns:w10="urn:schemas-microsoft-com:office:word" xmlns:wp="http://schemas.openxmlformats.org/drawingml/2006/wordprocessingDrawing" xmlns:wps="http://schemas.microsoft.com/office/word/2010/wordprocessingShape" xmlns:wpg="http://schemas.microsoft.com/office/word/2010/wordprocessingGroup" xmlns:mc="http://schemas.openxmlformats.org/markup-compatibility/2006" xmlns:wp14="http://schemas.microsoft.com/office/word/2010/wordprocessingDrawing" xmlns:w14="http://schemas.microsoft.com/office/word/2010/wordml" xmlns:w15="http://schemas.microsoft.com/office/word/2012/wordml" mc:Ignorable="w14 wp14 w15">
+<w:document xmlns:o="urn:schemas-microsoft-com:office:office" xmlns:r="http://schemas.openxmlformats.org/officeDocument/2006/relationships" xmlns:v="urn:schemas-microsoft-com:vml" xmlns:w="http://schemas.openxmlformats.org/wordprocessingml/2006/main" xmlns:w10="urn:schemas-microsoft-com:office:word" xmlns:wp="http://schemas.openxmlformats.org/drawingml/2006/wordprocessingDrawing" xmlns:pic="http://schemas.openxmlformats.org/drawingml/2006/picture" xmlns:wps="http://schemas.microsoft.com/office/word/2010/wordprocessingShape" xmlns:wpg="http://schemas.microsoft.com/office/word/2010/wordprocessingGroup" xmlns:mc="http://schemas.openxmlformats.org/markup-compatibility/2006" xmlns:wp14="http://schemas.microsoft.com/office/word/2010/wordprocessingDrawing" xmlns:w14="http://schemas.microsoft.com/office/word/2010/wordml" xmlns:w15="http://schemas.microsoft.com/office/word/2012/wordml" mc:Ignorable="w14 wp14 w15">
   <w:body>
     <w:p>
       <w:pPr>
@@ -72,15 +72,7 @@
       </w:r>
       <w:r>
         <w:rPr/>
-        <w:t xml:space="preserve"> </w:t>
-      </w:r>
-      <w:r>
-        <w:rPr/>
-        <w:t>if using AI tools when completing your assignment use,</w:t>
-      </w:r>
-      <w:r>
-        <w:rPr/>
-        <w:t xml:space="preserve"> and failure to submit it will result in a zero for the assignment. Ensure all information provided is accurate and aligns with the academic integrity guidelines.</w:t>
+        <w:t xml:space="preserve"> if using AI tools when completing your assignment use, and failure to submit it will result in a zero for the assignment. Ensure all information provided is accurate and aligns with the academic integrity guidelines.</w:t>
       </w:r>
     </w:p>
     <w:p>
@@ -118,11 +110,42 @@
           <w:ilvl w:val="0"/>
           <w:numId w:val="1"/>
         </w:numPr>
-        <w:rPr/>
-      </w:pPr>
-      <w:r>
-        <w:rPr/>
-        <w:t>Name: _____________________________________</w:t>
+        <w:rPr>
+          <w:b w:val="false"/>
+          <w:bCs w:val="false"/>
+        </w:rPr>
+      </w:pPr>
+      <w:r>
+        <w:rPr>
+          <w:b w:val="false"/>
+          <w:bCs w:val="false"/>
+        </w:rPr>
+        <w:t xml:space="preserve">Name: </w:t>
+      </w:r>
+      <w:r>
+        <w:rPr>
+          <w:b w:val="false"/>
+          <w:bCs w:val="false"/>
+          <w:u w:val="single"/>
+        </w:rPr>
+        <w:t>_</w:t>
+      </w:r>
+      <w:r>
+        <w:rPr>
+          <w:b w:val="false"/>
+          <w:bCs w:val="false"/>
+          <w:u w:val="single"/>
+        </w:rPr>
+        <w:softHyphen/>
+        <w:t>Philip Slawycz</w:t>
+      </w:r>
+      <w:r>
+        <w:rPr>
+          <w:b w:val="false"/>
+          <w:bCs w:val="false"/>
+          <w:u w:val="single"/>
+        </w:rPr>
+        <w:t>_______________________</w:t>
       </w:r>
     </w:p>
     <w:p>
@@ -132,11 +155,41 @@
           <w:ilvl w:val="0"/>
           <w:numId w:val="1"/>
         </w:numPr>
-        <w:rPr/>
-      </w:pPr>
-      <w:r>
-        <w:rPr/>
-        <w:t>Student ID: __________________________________</w:t>
+        <w:rPr>
+          <w:b w:val="false"/>
+          <w:bCs w:val="false"/>
+        </w:rPr>
+      </w:pPr>
+      <w:r>
+        <w:rPr>
+          <w:b w:val="false"/>
+          <w:bCs w:val="false"/>
+        </w:rPr>
+        <w:t xml:space="preserve">Student ID: </w:t>
+      </w:r>
+      <w:r>
+        <w:rPr>
+          <w:b w:val="false"/>
+          <w:bCs w:val="false"/>
+          <w:u w:val="single"/>
+        </w:rPr>
+        <w:t>_</w:t>
+      </w:r>
+      <w:r>
+        <w:rPr>
+          <w:b w:val="false"/>
+          <w:bCs w:val="false"/>
+          <w:u w:val="single"/>
+        </w:rPr>
+        <w:t>101006774</w:t>
+      </w:r>
+      <w:r>
+        <w:rPr>
+          <w:b w:val="false"/>
+          <w:bCs w:val="false"/>
+          <w:u w:val="single"/>
+        </w:rPr>
+        <w:t>_______________________</w:t>
       </w:r>
     </w:p>
     <w:p>
@@ -146,11 +199,41 @@
           <w:ilvl w:val="0"/>
           <w:numId w:val="1"/>
         </w:numPr>
-        <w:rPr/>
-      </w:pPr>
-      <w:r>
-        <w:rPr/>
-        <w:t>Course Code: __________________________________</w:t>
+        <w:rPr>
+          <w:b w:val="false"/>
+          <w:bCs w:val="false"/>
+        </w:rPr>
+      </w:pPr>
+      <w:r>
+        <w:rPr>
+          <w:b w:val="false"/>
+          <w:bCs w:val="false"/>
+        </w:rPr>
+        <w:t xml:space="preserve">Course Code: </w:t>
+      </w:r>
+      <w:r>
+        <w:rPr>
+          <w:b w:val="false"/>
+          <w:bCs w:val="false"/>
+          <w:u w:val="single"/>
+        </w:rPr>
+        <w:t>_</w:t>
+      </w:r>
+      <w:r>
+        <w:rPr>
+          <w:b w:val="false"/>
+          <w:bCs w:val="false"/>
+          <w:u w:val="single"/>
+        </w:rPr>
+        <w:t>COMP2152</w:t>
+      </w:r>
+      <w:r>
+        <w:rPr>
+          <w:b w:val="false"/>
+          <w:bCs w:val="false"/>
+          <w:u w:val="single"/>
+        </w:rPr>
+        <w:t>_____________________</w:t>
       </w:r>
     </w:p>
     <w:p>
@@ -177,7 +260,21 @@
       </w:pPr>
       <w:r>
         <w:rPr/>
-        <w:t>Assessment Name: __________________________________</w:t>
+        <w:t xml:space="preserve">Assessment Name: </w:t>
+      </w:r>
+      <w:r>
+        <w:rPr/>
+        <w:softHyphen/>
+      </w:r>
+      <w:r>
+        <w:rPr>
+          <w:u w:val="single"/>
+        </w:rPr>
+        <w:t>Assignment 2</w:t>
+      </w:r>
+      <w:r>
+        <w:rPr/>
+        <w:t>______________________</w:t>
       </w:r>
     </w:p>
     <w:p>
@@ -191,7 +288,26 @@
       </w:pPr>
       <w:r>
         <w:rPr/>
-        <w:t>Submission Date: _______________________________________</w:t>
+        <w:t xml:space="preserve">Submission Date: </w:t>
+      </w:r>
+      <w:r>
+        <w:rPr>
+          <w:u w:val="single"/>
+        </w:rPr>
+        <w:t>_</w:t>
+      </w:r>
+      <w:r>
+        <w:rPr>
+          <w:u w:val="single"/>
+        </w:rPr>
+        <w:softHyphen/>
+        <w:t>March 28 2026</w:t>
+      </w:r>
+      <w:r>
+        <w:rPr>
+          <w:u w:val="single"/>
+        </w:rPr>
+        <w:t>_______________________</w:t>
       </w:r>
     </w:p>
     <w:p>
@@ -322,7 +438,25 @@
         <w:rPr>
           <w:rFonts w:eastAsia="Aptos" w:cs="Aptos"/>
         </w:rPr>
-        <w:t>Other: [Specify]</w:t>
+        <w:t>Other: [</w:t>
+      </w:r>
+      <w:r>
+        <w:rPr>
+          <w:rFonts w:eastAsia="Aptos" w:cs="Aptos"/>
+        </w:rPr>
+        <w:t>Claude</w:t>
+      </w:r>
+      <w:r>
+        <w:rPr>
+          <w:rFonts w:eastAsia="Aptos" w:cs="Aptos"/>
+        </w:rPr>
+        <w:t>]</w:t>
+      </w:r>
+      <w:r>
+        <w:rPr>
+          <w:rFonts w:eastAsia="Aptos" w:cs="Aptos"/>
+        </w:rPr>
+        <w:t>*</w:t>
       </w:r>
     </w:p>
     <w:p>
@@ -359,7 +493,7 @@
     <w:p>
       <w:pPr>
         <w:pStyle w:val="Heading4"/>
-        <w:spacing w:before="319" w:after="319"/>
+        <w:spacing w:before="0" w:after="319"/>
         <w:rPr/>
       </w:pPr>
       <w:r>
@@ -403,6 +537,12 @@
         </w:rPr>
         <w:t>Idea Generation</w:t>
       </w:r>
+      <w:r>
+        <w:rPr>
+          <w:rFonts w:eastAsia="Aptos" w:cs="Aptos"/>
+        </w:rPr>
+        <w:t>*</w:t>
+      </w:r>
     </w:p>
     <w:p>
       <w:pPr>
@@ -423,6 +563,12 @@
         </w:rPr>
         <w:t>Writing Assistance</w:t>
       </w:r>
+      <w:r>
+        <w:rPr>
+          <w:rFonts w:eastAsia="Aptos" w:cs="Aptos"/>
+        </w:rPr>
+        <w:t>*</w:t>
+      </w:r>
     </w:p>
     <w:p>
       <w:pPr>
@@ -463,6 +609,12 @@
         </w:rPr>
         <w:t>Coding/Programming</w:t>
       </w:r>
+      <w:r>
+        <w:rPr>
+          <w:rFonts w:eastAsia="Aptos" w:cs="Aptos"/>
+        </w:rPr>
+        <w:t>*</w:t>
+      </w:r>
     </w:p>
     <w:p>
       <w:pPr>
@@ -543,13 +695,7 @@
         <w:rPr>
           <w:rFonts w:eastAsia="Aptos" w:cs="Aptos"/>
         </w:rPr>
-        <w:t xml:space="preserve">(Provide brief examples or descriptions, </w:t>
-      </w:r>
-      <w:r>
-        <w:rPr>
-          <w:rFonts w:eastAsia="Aptos" w:cs="Aptos"/>
-        </w:rPr>
-        <w:t>adding more items to the below list if necessary</w:t>
+        <w:t>(Provide brief examples or descriptions, adding more items to the below list if necessary</w:t>
       </w:r>
     </w:p>
     <w:p>
@@ -577,7 +723,13 @@
         <w:rPr>
           <w:rFonts w:eastAsia="Aptos" w:cs="Aptos"/>
         </w:rPr>
-        <w:t xml:space="preserve"> [Describe AI-generated content briefly]</w:t>
+        <w:t xml:space="preserve"> </w:t>
+      </w:r>
+      <w:r>
+        <w:rPr>
+          <w:rFonts w:eastAsia="Aptos" w:cs="Aptos"/>
+        </w:rPr>
+        <w:t>I used claude to help me catch errors that i could not find myself.</w:t>
       </w:r>
     </w:p>
     <w:p>
@@ -605,49 +757,13 @@
         <w:rPr>
           <w:rFonts w:eastAsia="Aptos" w:cs="Aptos"/>
         </w:rPr>
-        <w:t xml:space="preserve"> ...</w:t>
-      </w:r>
-    </w:p>
-    <w:p>
-      <w:pPr>
-        <w:pStyle w:val="Normal"/>
-        <w:spacing w:before="0" w:after="0"/>
-        <w:rPr>
-          <w:rFonts w:ascii="Aptos" w:hAnsi="Aptos" w:eastAsia="Aptos" w:cs="Aptos"/>
-        </w:rPr>
-      </w:pPr>
-      <w:r>
-        <w:rPr>
-          <w:rFonts w:eastAsia="Aptos" w:cs="Aptos"/>
-        </w:rPr>
-      </w:r>
-    </w:p>
-    <w:p>
-      <w:pPr>
-        <w:pStyle w:val="Heading4"/>
-        <w:spacing w:before="319" w:after="319"/>
-        <w:rPr/>
-      </w:pPr>
-      <w:r>
-        <w:rPr>
-          <w:rFonts w:eastAsia="Aptos" w:cs="Aptos"/>
-          <w:b/>
-          <w:bCs/>
-        </w:rPr>
-        <w:t>Review and Refinement:</w:t>
-      </w:r>
-    </w:p>
-    <w:p>
-      <w:pPr>
-        <w:pStyle w:val="Normal"/>
-        <w:spacing w:before="240" w:after="240"/>
-        <w:rPr/>
-      </w:pPr>
-      <w:r>
-        <w:rPr>
-          <w:rFonts w:eastAsia="Aptos" w:cs="Aptos"/>
-        </w:rPr>
-        <w:t>(Select the actions taken to refine AI output)</w:t>
+        <w:t xml:space="preserve"> </w:t>
+      </w:r>
+      <w:r>
+        <w:rPr>
+          <w:rFonts w:eastAsia="Aptos" w:cs="Aptos"/>
+        </w:rPr>
+        <w:t>I used claude to bounce ideas off of to see if my thinking was correct</w:t>
       </w:r>
     </w:p>
     <w:p>
@@ -660,6 +776,33 @@
         <w:spacing w:before="0" w:after="0"/>
         <w:contextualSpacing/>
         <w:rPr>
+          <w:rFonts w:eastAsia="Aptos" w:cs="Aptos"/>
+          <w:b/>
+          <w:bCs/>
+        </w:rPr>
+      </w:pPr>
+      <w:r>
+        <w:rPr>
+          <w:rFonts w:eastAsia="Aptos" w:cs="Aptos"/>
+          <w:b/>
+          <w:bCs/>
+        </w:rPr>
+        <w:t xml:space="preserve">Example 3: </w:t>
+      </w:r>
+      <w:r>
+        <w:rPr>
+          <w:rFonts w:eastAsia="Aptos" w:cs="Aptos"/>
+          <w:b w:val="false"/>
+          <w:bCs w:val="false"/>
+        </w:rPr>
+        <w:t>I used claude to help make sure that my answers made sense</w:t>
+      </w:r>
+    </w:p>
+    <w:p>
+      <w:pPr>
+        <w:pStyle w:val="Normal"/>
+        <w:spacing w:before="0" w:after="0"/>
+        <w:rPr>
           <w:rFonts w:ascii="Aptos" w:hAnsi="Aptos" w:eastAsia="Aptos" w:cs="Aptos"/>
         </w:rPr>
       </w:pPr>
@@ -667,7 +810,34 @@
         <w:rPr>
           <w:rFonts w:eastAsia="Aptos" w:cs="Aptos"/>
         </w:rPr>
-        <w:t>Edited AI-generated content for accuracy</w:t>
+      </w:r>
+    </w:p>
+    <w:p>
+      <w:pPr>
+        <w:pStyle w:val="Heading4"/>
+        <w:spacing w:before="319" w:after="319"/>
+        <w:rPr/>
+      </w:pPr>
+      <w:r>
+        <w:rPr>
+          <w:rFonts w:eastAsia="Aptos" w:cs="Aptos"/>
+          <w:b/>
+          <w:bCs/>
+        </w:rPr>
+        <w:t>Review and Refinement:</w:t>
+      </w:r>
+    </w:p>
+    <w:p>
+      <w:pPr>
+        <w:pStyle w:val="Normal"/>
+        <w:spacing w:before="240" w:after="240"/>
+        <w:rPr/>
+      </w:pPr>
+      <w:r>
+        <w:rPr>
+          <w:rFonts w:eastAsia="Aptos" w:cs="Aptos"/>
+        </w:rPr>
+        <w:t>(Select the actions taken to refine AI output)</w:t>
       </w:r>
     </w:p>
     <w:p>
@@ -687,7 +857,13 @@
         <w:rPr>
           <w:rFonts w:eastAsia="Aptos" w:cs="Aptos"/>
         </w:rPr>
-        <w:t>Cross-checked AI output with reliable sources</w:t>
+        <w:t>Edited AI-generated content for accuracy</w:t>
+      </w:r>
+      <w:r>
+        <w:rPr>
+          <w:rFonts w:eastAsia="Aptos" w:cs="Aptos"/>
+        </w:rPr>
+        <w:t>*</w:t>
       </w:r>
     </w:p>
     <w:p>
@@ -707,7 +883,13 @@
         <w:rPr>
           <w:rFonts w:eastAsia="Aptos" w:cs="Aptos"/>
         </w:rPr>
-        <w:t>Made significant changes to AI-generated text or images</w:t>
+        <w:t>Cross-checked AI output with reliable sources</w:t>
+      </w:r>
+      <w:r>
+        <w:rPr>
+          <w:rFonts w:eastAsia="Aptos" w:cs="Aptos"/>
+        </w:rPr>
+        <w:t>*</w:t>
       </w:r>
     </w:p>
     <w:p>
@@ -727,6 +909,32 @@
         <w:rPr>
           <w:rFonts w:eastAsia="Aptos" w:cs="Aptos"/>
         </w:rPr>
+        <w:t>Made significant changes to AI-generated text or images</w:t>
+      </w:r>
+      <w:r>
+        <w:rPr>
+          <w:rFonts w:eastAsia="Aptos" w:cs="Aptos"/>
+        </w:rPr>
+        <w:t>*</w:t>
+      </w:r>
+    </w:p>
+    <w:p>
+      <w:pPr>
+        <w:pStyle w:val="ListParagraph"/>
+        <w:numPr>
+          <w:ilvl w:val="0"/>
+          <w:numId w:val="1"/>
+        </w:numPr>
+        <w:spacing w:before="0" w:after="0"/>
+        <w:contextualSpacing/>
+        <w:rPr>
+          <w:rFonts w:ascii="Aptos" w:hAnsi="Aptos" w:eastAsia="Aptos" w:cs="Aptos"/>
+        </w:rPr>
+      </w:pPr>
+      <w:r>
+        <w:rPr>
+          <w:rFonts w:eastAsia="Aptos" w:cs="Aptos"/>
+        </w:rPr>
         <w:t>Other: [Specify]</w:t>
       </w:r>
     </w:p>
@@ -771,6 +979,103 @@
       </w:r>
       <w:r>
         <w:br w:type="page"/>
+      </w:r>
+    </w:p>
+    <w:p>
+      <w:pPr>
+        <w:pStyle w:val="Heading4"/>
+        <w:spacing w:before="0" w:after="319"/>
+        <w:rPr/>
+      </w:pPr>
+      <w:r>
+        <w:rPr>
+          <w:rFonts w:eastAsia="Aptos" w:cs="Aptos"/>
+          <w:b/>
+          <w:bCs/>
+        </w:rPr>
+        <w:t>Quality Assurance and Ethical Considerations:</w:t>
+      </w:r>
+    </w:p>
+    <w:p>
+      <w:pPr>
+        <w:pStyle w:val="Normal"/>
+        <w:spacing w:before="240" w:after="240"/>
+        <w:rPr/>
+      </w:pPr>
+      <w:r>
+        <w:rPr>
+          <w:rFonts w:eastAsia="Aptos" w:cs="Aptos"/>
+        </w:rPr>
+        <w:t>(Briefly describe how you ensured the quality and ethical use of AI)</w:t>
+      </w:r>
+    </w:p>
+    <w:p>
+      <w:pPr>
+        <w:pStyle w:val="Normal"/>
+        <w:spacing w:before="240" w:after="240"/>
+        <w:rPr/>
+      </w:pPr>
+      <w:r>
+        <w:rPr>
+          <w:rFonts w:eastAsia="Aptos" w:cs="Aptos"/>
+          <w:b/>
+          <w:bCs/>
+        </w:rPr>
+        <w:t>Quality Check:</w:t>
+      </w:r>
+      <w:r>
+        <w:rPr>
+          <w:rFonts w:eastAsia="Aptos" w:cs="Aptos"/>
+        </w:rPr>
+        <w:t xml:space="preserve"> </w:t>
+      </w:r>
+      <w:r>
+        <w:rPr>
+          <w:rFonts w:eastAsia="Aptos" w:cs="Aptos"/>
+        </w:rPr>
+        <w:t>I checked any suggestions against w3 schools as well as labs done in class</w:t>
+      </w:r>
+    </w:p>
+    <w:p>
+      <w:pPr>
+        <w:pStyle w:val="Normal"/>
+        <w:spacing w:before="240" w:after="240"/>
+        <w:rPr/>
+      </w:pPr>
+      <w:r>
+        <w:rPr>
+          <w:rFonts w:eastAsia="Aptos" w:cs="Aptos"/>
+          <w:b/>
+          <w:bCs/>
+        </w:rPr>
+        <w:t>Ethical Use:</w:t>
+      </w:r>
+      <w:r>
+        <w:rPr>
+          <w:rFonts w:eastAsia="Aptos" w:cs="Aptos"/>
+        </w:rPr>
+        <w:t xml:space="preserve"> </w:t>
+      </w:r>
+      <w:r>
+        <w:rPr>
+          <w:rFonts w:eastAsia="Aptos" w:cs="Aptos"/>
+        </w:rPr>
+        <w:t xml:space="preserve">I made sure to write out all code myself before consulting the ai and only used code generated by it that was barely different from my own. </w:t>
+      </w:r>
+    </w:p>
+    <w:p>
+      <w:pPr>
+        <w:pStyle w:val="Normal"/>
+        <w:rPr>
+          <w:b/>
+          <w:bCs/>
+        </w:rPr>
+      </w:pPr>
+      <w:r>
+        <w:rPr>
+          <w:b/>
+          <w:bCs/>
+        </w:rPr>
       </w:r>
     </w:p>
     <w:p>
@@ -785,7 +1090,7 @@
           <w:b/>
           <w:bCs/>
         </w:rPr>
-        <w:t>Quality Assurance and Ethical Considerations:</w:t>
+        <w:t>Reflection on AI Usage:</w:t>
       </w:r>
     </w:p>
     <w:p>
@@ -798,7 +1103,7 @@
         <w:rPr>
           <w:rFonts w:eastAsia="Aptos" w:cs="Aptos"/>
         </w:rPr>
-        <w:t>(Briefly describe how you ensured the quality and ethical use of AI)</w:t>
+        <w:t>(Briefly reflect on your experience using AI)</w:t>
       </w:r>
     </w:p>
     <w:p>
@@ -813,98 +1118,19 @@
           <w:b/>
           <w:bCs/>
         </w:rPr>
-        <w:t>Quality Check:</w:t>
-      </w:r>
-      <w:r>
-        <w:rPr>
-          <w:rFonts w:eastAsia="Aptos" w:cs="Aptos"/>
-        </w:rPr>
-        <w:t xml:space="preserve"> [Briefly describe actions, e.g., "Verified facts with external sources."]</w:t>
-      </w:r>
-    </w:p>
-    <w:p>
-      <w:pPr>
-        <w:pStyle w:val="Normal"/>
-        <w:spacing w:before="240" w:after="240"/>
-        <w:rPr/>
-      </w:pPr>
-      <w:r>
-        <w:rPr>
-          <w:rFonts w:eastAsia="Aptos" w:cs="Aptos"/>
-          <w:b/>
-          <w:bCs/>
-        </w:rPr>
-        <w:t>Ethical Use:</w:t>
-      </w:r>
-      <w:r>
-        <w:rPr>
-          <w:rFonts w:eastAsia="Aptos" w:cs="Aptos"/>
-        </w:rPr>
-        <w:t xml:space="preserve"> [Briefly describe, e.g., "Avoided plagiarism by editing AI output and adding original content."]</w:t>
-      </w:r>
-    </w:p>
-    <w:p>
-      <w:pPr>
-        <w:pStyle w:val="Normal"/>
-        <w:rPr>
-          <w:b/>
-          <w:bCs/>
-        </w:rPr>
-      </w:pPr>
-      <w:r>
-        <w:rPr>
-          <w:b/>
-          <w:bCs/>
-        </w:rPr>
-      </w:r>
-    </w:p>
-    <w:p>
-      <w:pPr>
-        <w:pStyle w:val="Heading4"/>
-        <w:spacing w:before="319" w:after="319"/>
-        <w:rPr/>
-      </w:pPr>
-      <w:r>
-        <w:rPr>
-          <w:rFonts w:eastAsia="Aptos" w:cs="Aptos"/>
-          <w:b/>
-          <w:bCs/>
-        </w:rPr>
-        <w:t>Reflection on AI Usage:</w:t>
-      </w:r>
-    </w:p>
-    <w:p>
-      <w:pPr>
-        <w:pStyle w:val="Normal"/>
-        <w:spacing w:before="240" w:after="240"/>
-        <w:rPr/>
-      </w:pPr>
-      <w:r>
-        <w:rPr>
-          <w:rFonts w:eastAsia="Aptos" w:cs="Aptos"/>
-        </w:rPr>
-        <w:t>(Briefly reflect on your experience using AI)</w:t>
-      </w:r>
-    </w:p>
-    <w:p>
-      <w:pPr>
-        <w:pStyle w:val="Normal"/>
-        <w:spacing w:before="240" w:after="240"/>
-        <w:rPr/>
-      </w:pPr>
-      <w:r>
-        <w:rPr>
-          <w:rFonts w:eastAsia="Aptos" w:cs="Aptos"/>
-          <w:b/>
-          <w:bCs/>
-        </w:rPr>
         <w:t>Reflection:</w:t>
       </w:r>
       <w:r>
         <w:rPr>
           <w:rFonts w:eastAsia="Aptos" w:cs="Aptos"/>
         </w:rPr>
-        <w:t xml:space="preserve"> [One or two sentences on how AI helped with the assessment.]</w:t>
+        <w:t xml:space="preserve"> </w:t>
+      </w:r>
+      <w:r>
+        <w:rPr>
+          <w:rFonts w:eastAsia="Aptos" w:cs="Aptos"/>
+        </w:rPr>
+        <w:t>The use of AI helped me understand how to accomplish the assignment. It also allowed me to do the assignment in a timely manner.</w:t>
       </w:r>
     </w:p>
     <w:p>
@@ -967,7 +1193,7 @@
           <w:b/>
           <w:bCs/>
         </w:rPr>
-        <w:t>Your Full Name</w:t>
+        <w:t>philip slawycz</w:t>
       </w:r>
       <w:r>
         <w:rPr>
@@ -981,7 +1207,7 @@
           <w:b/>
           <w:bCs/>
         </w:rPr>
-        <w:t>Student ID</w:t>
+        <w:t>101006774</w:t>
       </w:r>
       <w:r>
         <w:rPr>
@@ -1637,7 +1863,7 @@
   <w:docDefaults>
     <w:rPrDefault>
       <w:rPr>
-        <w:rFonts w:ascii="Aptos" w:hAnsi="Aptos" w:eastAsia="Aptos" w:cs="Arial" w:asciiTheme="minorHAnsi" w:cstheme="minorBidi" w:eastAsiaTheme="minorHAnsi" w:hAnsiTheme="minorHAnsi"/>
+        <w:rFonts w:ascii="Aptos" w:hAnsi="Aptos" w:eastAsia="Aptos" w:cs="" w:asciiTheme="minorHAnsi" w:cstheme="minorBidi" w:eastAsiaTheme="minorHAnsi" w:hAnsiTheme="minorHAnsi"/>
         <w:sz w:val="22"/>
         <w:szCs w:val="22"/>
         <w:lang w:val="en-CA" w:eastAsia="en-US" w:bidi="ar-SA"/>
@@ -2032,12 +2258,13 @@
     <w:qFormat/>
     <w:pPr>
       <w:widowControl/>
+      <w:suppressAutoHyphens w:val="true"/>
       <w:bidi w:val="0"/>
       <w:spacing w:lineRule="auto" w:line="259" w:before="0" w:after="160"/>
       <w:jc w:val="left"/>
     </w:pPr>
     <w:rPr>
-      <w:rFonts w:ascii="Aptos" w:hAnsi="Aptos" w:eastAsia="Aptos" w:cs="Arial" w:asciiTheme="minorHAnsi" w:cstheme="minorBidi" w:eastAsiaTheme="minorHAnsi" w:hAnsiTheme="minorHAnsi"/>
+      <w:rFonts w:ascii="Aptos" w:hAnsi="Aptos" w:eastAsia="Aptos" w:cs="" w:asciiTheme="minorHAnsi" w:cstheme="minorBidi" w:eastAsiaTheme="minorHAnsi" w:hAnsiTheme="minorHAnsi"/>
       <w:color w:val="auto"/>
       <w:kern w:val="0"/>
       <w:sz w:val="22"/>
@@ -2046,7 +2273,7 @@
     </w:rPr>
   </w:style>
   <w:style w:type="paragraph" w:styleId="Heading1">
-    <w:name w:val="Heading 1"/>
+    <w:name w:val="heading 1"/>
     <w:basedOn w:val="Normal"/>
     <w:next w:val="Normal"/>
     <w:link w:val="Heading1Char"/>
@@ -2060,14 +2287,14 @@
       <w:outlineLvl w:val="0"/>
     </w:pPr>
     <w:rPr>
-      <w:rFonts w:ascii="Aptos Display" w:hAnsi="Aptos Display" w:eastAsia="" w:cs="Times New Roman" w:asciiTheme="majorHAnsi" w:cstheme="majorBidi" w:eastAsiaTheme="majorEastAsia" w:hAnsiTheme="majorHAnsi"/>
+      <w:rFonts w:ascii="Aptos Display" w:hAnsi="Aptos Display" w:eastAsia="" w:cs="" w:asciiTheme="majorHAnsi" w:cstheme="majorBidi" w:eastAsiaTheme="majorEastAsia" w:hAnsiTheme="majorHAnsi"/>
       <w:color w:themeColor="accent1" w:themeShade="bf" w:val="0F4761"/>
       <w:sz w:val="40"/>
       <w:szCs w:val="40"/>
     </w:rPr>
   </w:style>
   <w:style w:type="paragraph" w:styleId="Heading2">
-    <w:name w:val="Heading 2"/>
+    <w:name w:val="heading 2"/>
     <w:basedOn w:val="Normal"/>
     <w:next w:val="Normal"/>
     <w:link w:val="Heading2Char"/>
@@ -2083,14 +2310,14 @@
       <w:outlineLvl w:val="1"/>
     </w:pPr>
     <w:rPr>
-      <w:rFonts w:ascii="Aptos Display" w:hAnsi="Aptos Display" w:eastAsia="" w:cs="Times New Roman" w:asciiTheme="majorHAnsi" w:cstheme="majorBidi" w:eastAsiaTheme="majorEastAsia" w:hAnsiTheme="majorHAnsi"/>
+      <w:rFonts w:ascii="Aptos Display" w:hAnsi="Aptos Display" w:eastAsia="" w:cs="" w:asciiTheme="majorHAnsi" w:cstheme="majorBidi" w:eastAsiaTheme="majorEastAsia" w:hAnsiTheme="majorHAnsi"/>
       <w:color w:themeColor="accent1" w:themeShade="bf" w:val="0F4761"/>
       <w:sz w:val="32"/>
       <w:szCs w:val="32"/>
     </w:rPr>
   </w:style>
   <w:style w:type="paragraph" w:styleId="Heading3">
-    <w:name w:val="Heading 3"/>
+    <w:name w:val="heading 3"/>
     <w:basedOn w:val="Normal"/>
     <w:next w:val="Normal"/>
     <w:link w:val="Heading3Char"/>
@@ -2106,14 +2333,14 @@
       <w:outlineLvl w:val="2"/>
     </w:pPr>
     <w:rPr>
-      <w:rFonts w:eastAsia="" w:cs="Times New Roman" w:cstheme="majorBidi" w:eastAsiaTheme="majorEastAsia"/>
+      <w:rFonts w:eastAsia="" w:cs="" w:cstheme="majorBidi" w:eastAsiaTheme="majorEastAsia"/>
       <w:color w:themeColor="accent1" w:themeShade="bf" w:val="0F4761"/>
       <w:sz w:val="28"/>
       <w:szCs w:val="28"/>
     </w:rPr>
   </w:style>
   <w:style w:type="paragraph" w:styleId="Heading4">
-    <w:name w:val="Heading 4"/>
+    <w:name w:val="heading 4"/>
     <w:basedOn w:val="Normal"/>
     <w:next w:val="Normal"/>
     <w:link w:val="Heading4Char"/>
@@ -2129,14 +2356,14 @@
       <w:outlineLvl w:val="3"/>
     </w:pPr>
     <w:rPr>
-      <w:rFonts w:eastAsia="" w:cs="Times New Roman" w:cstheme="majorBidi" w:eastAsiaTheme="majorEastAsia"/>
+      <w:rFonts w:eastAsia="" w:cs="" w:cstheme="majorBidi" w:eastAsiaTheme="majorEastAsia"/>
       <w:i/>
       <w:iCs/>
       <w:color w:themeColor="accent1" w:themeShade="bf" w:val="0F4761"/>
     </w:rPr>
   </w:style>
   <w:style w:type="paragraph" w:styleId="Heading5">
-    <w:name w:val="Heading 5"/>
+    <w:name w:val="heading 5"/>
     <w:basedOn w:val="Normal"/>
     <w:next w:val="Normal"/>
     <w:link w:val="Heading5Char"/>
@@ -2152,12 +2379,12 @@
       <w:outlineLvl w:val="4"/>
     </w:pPr>
     <w:rPr>
-      <w:rFonts w:eastAsia="" w:cs="Times New Roman" w:cstheme="majorBidi" w:eastAsiaTheme="majorEastAsia"/>
+      <w:rFonts w:eastAsia="" w:cs="" w:cstheme="majorBidi" w:eastAsiaTheme="majorEastAsia"/>
       <w:color w:themeColor="accent1" w:themeShade="bf" w:val="0F4761"/>
     </w:rPr>
   </w:style>
   <w:style w:type="paragraph" w:styleId="Heading6">
-    <w:name w:val="Heading 6"/>
+    <w:name w:val="heading 6"/>
     <w:basedOn w:val="Normal"/>
     <w:next w:val="Normal"/>
     <w:link w:val="Heading6Char"/>
@@ -2173,14 +2400,14 @@
       <w:outlineLvl w:val="5"/>
     </w:pPr>
     <w:rPr>
-      <w:rFonts w:eastAsia="" w:cs="Times New Roman" w:cstheme="majorBidi" w:eastAsiaTheme="majorEastAsia"/>
+      <w:rFonts w:eastAsia="" w:cs="" w:cstheme="majorBidi" w:eastAsiaTheme="majorEastAsia"/>
       <w:i/>
       <w:iCs/>
       <w:color w:themeColor="text1" w:themeTint="a6" w:val="595959"/>
     </w:rPr>
   </w:style>
   <w:style w:type="paragraph" w:styleId="Heading7">
-    <w:name w:val="Heading 7"/>
+    <w:name w:val="heading 7"/>
     <w:basedOn w:val="Normal"/>
     <w:next w:val="Normal"/>
     <w:link w:val="Heading7Char"/>
@@ -2196,12 +2423,12 @@
       <w:outlineLvl w:val="6"/>
     </w:pPr>
     <w:rPr>
-      <w:rFonts w:eastAsia="" w:cs="Times New Roman" w:cstheme="majorBidi" w:eastAsiaTheme="majorEastAsia"/>
+      <w:rFonts w:eastAsia="" w:cs="" w:cstheme="majorBidi" w:eastAsiaTheme="majorEastAsia"/>
       <w:color w:themeColor="text1" w:themeTint="a6" w:val="595959"/>
     </w:rPr>
   </w:style>
   <w:style w:type="paragraph" w:styleId="Heading8">
-    <w:name w:val="Heading 8"/>
+    <w:name w:val="heading 8"/>
     <w:basedOn w:val="Normal"/>
     <w:next w:val="Normal"/>
     <w:link w:val="Heading8Char"/>
@@ -2217,14 +2444,14 @@
       <w:outlineLvl w:val="7"/>
     </w:pPr>
     <w:rPr>
-      <w:rFonts w:eastAsia="" w:cs="Times New Roman" w:cstheme="majorBidi" w:eastAsiaTheme="majorEastAsia"/>
+      <w:rFonts w:eastAsia="" w:cs="" w:cstheme="majorBidi" w:eastAsiaTheme="majorEastAsia"/>
       <w:i/>
       <w:iCs/>
       <w:color w:themeColor="text1" w:themeTint="d8" w:val="272727"/>
     </w:rPr>
   </w:style>
   <w:style w:type="paragraph" w:styleId="Heading9">
-    <w:name w:val="Heading 9"/>
+    <w:name w:val="heading 9"/>
     <w:basedOn w:val="Normal"/>
     <w:next w:val="Normal"/>
     <w:link w:val="Heading9Char"/>
@@ -2240,7 +2467,7 @@
       <w:outlineLvl w:val="8"/>
     </w:pPr>
     <w:rPr>
-      <w:rFonts w:eastAsia="" w:cs="Times New Roman" w:cstheme="majorBidi" w:eastAsiaTheme="majorEastAsia"/>
+      <w:rFonts w:eastAsia="" w:cs="" w:cstheme="majorBidi" w:eastAsiaTheme="majorEastAsia"/>
       <w:color w:themeColor="text1" w:themeTint="d8" w:val="272727"/>
     </w:rPr>
   </w:style>
@@ -2260,7 +2487,7 @@
     <w:qFormat/>
     <w:rsid w:val="00837274"/>
     <w:rPr>
-      <w:rFonts w:ascii="Aptos Display" w:hAnsi="Aptos Display" w:eastAsia="" w:cs="Times New Roman" w:asciiTheme="majorHAnsi" w:cstheme="majorBidi" w:eastAsiaTheme="majorEastAsia" w:hAnsiTheme="majorHAnsi"/>
+      <w:rFonts w:ascii="Aptos Display" w:hAnsi="Aptos Display" w:eastAsia="" w:cs="" w:asciiTheme="majorHAnsi" w:cstheme="majorBidi" w:eastAsiaTheme="majorEastAsia" w:hAnsiTheme="majorHAnsi"/>
       <w:color w:themeColor="accent1" w:themeShade="bf" w:val="0F4761"/>
       <w:sz w:val="40"/>
       <w:szCs w:val="40"/>
@@ -2275,7 +2502,7 @@
     <w:qFormat/>
     <w:rsid w:val="00837274"/>
     <w:rPr>
-      <w:rFonts w:ascii="Aptos Display" w:hAnsi="Aptos Display" w:eastAsia="" w:cs="Times New Roman" w:asciiTheme="majorHAnsi" w:cstheme="majorBidi" w:eastAsiaTheme="majorEastAsia" w:hAnsiTheme="majorHAnsi"/>
+      <w:rFonts w:ascii="Aptos Display" w:hAnsi="Aptos Display" w:eastAsia="" w:cs="" w:asciiTheme="majorHAnsi" w:cstheme="majorBidi" w:eastAsiaTheme="majorEastAsia" w:hAnsiTheme="majorHAnsi"/>
       <w:color w:themeColor="accent1" w:themeShade="bf" w:val="0F4761"/>
       <w:sz w:val="32"/>
       <w:szCs w:val="32"/>
@@ -2290,7 +2517,7 @@
     <w:qFormat/>
     <w:rsid w:val="00837274"/>
     <w:rPr>
-      <w:rFonts w:eastAsia="" w:cs="Times New Roman" w:cstheme="majorBidi" w:eastAsiaTheme="majorEastAsia"/>
+      <w:rFonts w:eastAsia="" w:cs="" w:cstheme="majorBidi" w:eastAsiaTheme="majorEastAsia"/>
       <w:color w:themeColor="accent1" w:themeShade="bf" w:val="0F4761"/>
       <w:sz w:val="28"/>
       <w:szCs w:val="28"/>
@@ -2305,7 +2532,7 @@
     <w:qFormat/>
     <w:rsid w:val="00837274"/>
     <w:rPr>
-      <w:rFonts w:eastAsia="" w:cs="Times New Roman" w:cstheme="majorBidi" w:eastAsiaTheme="majorEastAsia"/>
+      <w:rFonts w:eastAsia="" w:cs="" w:cstheme="majorBidi" w:eastAsiaTheme="majorEastAsia"/>
       <w:i/>
       <w:iCs/>
       <w:color w:themeColor="accent1" w:themeShade="bf" w:val="0F4761"/>
@@ -2320,7 +2547,7 @@
     <w:qFormat/>
     <w:rsid w:val="00837274"/>
     <w:rPr>
-      <w:rFonts w:eastAsia="" w:cs="Times New Roman" w:cstheme="majorBidi" w:eastAsiaTheme="majorEastAsia"/>
+      <w:rFonts w:eastAsia="" w:cs="" w:cstheme="majorBidi" w:eastAsiaTheme="majorEastAsia"/>
       <w:color w:themeColor="accent1" w:themeShade="bf" w:val="0F4761"/>
     </w:rPr>
   </w:style>
@@ -2333,7 +2560,7 @@
     <w:qFormat/>
     <w:rsid w:val="00837274"/>
     <w:rPr>
-      <w:rFonts w:eastAsia="" w:cs="Times New Roman" w:cstheme="majorBidi" w:eastAsiaTheme="majorEastAsia"/>
+      <w:rFonts w:eastAsia="" w:cs="" w:cstheme="majorBidi" w:eastAsiaTheme="majorEastAsia"/>
       <w:i/>
       <w:iCs/>
       <w:color w:themeColor="text1" w:themeTint="a6" w:val="595959"/>
@@ -2348,7 +2575,7 @@
     <w:qFormat/>
     <w:rsid w:val="00837274"/>
     <w:rPr>
-      <w:rFonts w:eastAsia="" w:cs="Times New Roman" w:cstheme="majorBidi" w:eastAsiaTheme="majorEastAsia"/>
+      <w:rFonts w:eastAsia="" w:cs="" w:cstheme="majorBidi" w:eastAsiaTheme="majorEastAsia"/>
       <w:color w:themeColor="text1" w:themeTint="a6" w:val="595959"/>
     </w:rPr>
   </w:style>
@@ -2361,7 +2588,7 @@
     <w:qFormat/>
     <w:rsid w:val="00837274"/>
     <w:rPr>
-      <w:rFonts w:eastAsia="" w:cs="Times New Roman" w:cstheme="majorBidi" w:eastAsiaTheme="majorEastAsia"/>
+      <w:rFonts w:eastAsia="" w:cs="" w:cstheme="majorBidi" w:eastAsiaTheme="majorEastAsia"/>
       <w:i/>
       <w:iCs/>
       <w:color w:themeColor="text1" w:themeTint="d8" w:val="272727"/>
@@ -2376,7 +2603,7 @@
     <w:qFormat/>
     <w:rsid w:val="00837274"/>
     <w:rPr>
-      <w:rFonts w:eastAsia="" w:cs="Times New Roman" w:cstheme="majorBidi" w:eastAsiaTheme="majorEastAsia"/>
+      <w:rFonts w:eastAsia="" w:cs="" w:cstheme="majorBidi" w:eastAsiaTheme="majorEastAsia"/>
       <w:color w:themeColor="text1" w:themeTint="d8" w:val="272727"/>
     </w:rPr>
   </w:style>
@@ -2388,7 +2615,7 @@
     <w:qFormat/>
     <w:rsid w:val="00837274"/>
     <w:rPr>
-      <w:rFonts w:ascii="Aptos Display" w:hAnsi="Aptos Display" w:eastAsia="" w:cs="Times New Roman" w:asciiTheme="majorHAnsi" w:cstheme="majorBidi" w:eastAsiaTheme="majorEastAsia" w:hAnsiTheme="majorHAnsi"/>
+      <w:rFonts w:ascii="Aptos Display" w:hAnsi="Aptos Display" w:eastAsia="" w:cs="" w:asciiTheme="majorHAnsi" w:cstheme="majorBidi" w:eastAsiaTheme="majorEastAsia" w:hAnsiTheme="majorHAnsi"/>
       <w:spacing w:val="-10"/>
       <w:kern w:val="2"/>
       <w:sz w:val="56"/>
@@ -2403,7 +2630,7 @@
     <w:qFormat/>
     <w:rsid w:val="00837274"/>
     <w:rPr>
-      <w:rFonts w:eastAsia="" w:cs="Times New Roman" w:cstheme="majorBidi" w:eastAsiaTheme="majorEastAsia"/>
+      <w:rFonts w:eastAsia="" w:cs="" w:cstheme="majorBidi" w:eastAsiaTheme="majorEastAsia"/>
       <w:color w:themeColor="text1" w:themeTint="a6" w:val="595959"/>
       <w:spacing w:val="15"/>
       <w:sz w:val="28"/>
@@ -2460,6 +2687,13 @@
       <w:smallCaps/>
       <w:color w:themeColor="accent1" w:themeShade="bf" w:val="0F4761"/>
       <w:spacing w:val="5"/>
+    </w:rPr>
+  </w:style>
+  <w:style w:type="character" w:styleId="SourceText">
+    <w:name w:val="Source Text"/>
+    <w:qFormat/>
+    <w:rPr>
+      <w:rFonts w:ascii="Liberation Mono" w:hAnsi="Liberation Mono" w:eastAsia="Liberation Mono" w:cs="Liberation Mono"/>
     </w:rPr>
   </w:style>
   <w:style w:type="paragraph" w:styleId="Heading">
@@ -2494,7 +2728,7 @@
     </w:rPr>
   </w:style>
   <w:style w:type="paragraph" w:styleId="Caption">
-    <w:name w:val="Caption"/>
+    <w:name w:val="caption"/>
     <w:basedOn w:val="Normal"/>
     <w:qFormat/>
     <w:pPr>
@@ -2533,7 +2767,7 @@
       <w:contextualSpacing/>
     </w:pPr>
     <w:rPr>
-      <w:rFonts w:ascii="Aptos Display" w:hAnsi="Aptos Display" w:eastAsia="" w:cs="Times New Roman" w:asciiTheme="majorHAnsi" w:cstheme="majorBidi" w:eastAsiaTheme="majorEastAsia" w:hAnsiTheme="majorHAnsi"/>
+      <w:rFonts w:ascii="Aptos Display" w:hAnsi="Aptos Display" w:eastAsia="" w:cs="" w:asciiTheme="majorHAnsi" w:cstheme="majorBidi" w:eastAsiaTheme="majorEastAsia" w:hAnsiTheme="majorHAnsi"/>
       <w:spacing w:val="-10"/>
       <w:kern w:val="2"/>
       <w:sz w:val="56"/>
@@ -2550,7 +2784,7 @@
     <w:rsid w:val="00837274"/>
     <w:pPr/>
     <w:rPr>
-      <w:rFonts w:eastAsia="" w:cs="Times New Roman" w:cstheme="majorBidi" w:eastAsiaTheme="majorEastAsia"/>
+      <w:rFonts w:eastAsia="" w:cs="" w:cstheme="majorBidi" w:eastAsiaTheme="majorEastAsia"/>
       <w:color w:themeColor="text1" w:themeTint="a6" w:val="595959"/>
       <w:spacing w:val="15"/>
       <w:sz w:val="28"/>
@@ -2643,37 +2877,37 @@
         <a:srgbClr val="000000"/>
       </a:dk1>
       <a:lt1>
-        <a:srgbClr val="ffffff"/>
+        <a:srgbClr val="FFFFFF"/>
       </a:lt1>
       <a:dk2>
-        <a:srgbClr val="0e2841"/>
+        <a:srgbClr val="0E2841"/>
       </a:dk2>
       <a:lt2>
-        <a:srgbClr val="e8e8e8"/>
+        <a:srgbClr val="E8E8E8"/>
       </a:lt2>
       <a:accent1>
         <a:srgbClr val="156082"/>
       </a:accent1>
       <a:accent2>
-        <a:srgbClr val="e97132"/>
+        <a:srgbClr val="E97132"/>
       </a:accent2>
       <a:accent3>
-        <a:srgbClr val="196b24"/>
+        <a:srgbClr val="196B24"/>
       </a:accent3>
       <a:accent4>
-        <a:srgbClr val="0f9ed5"/>
+        <a:srgbClr val="0F9ED5"/>
       </a:accent4>
       <a:accent5>
-        <a:srgbClr val="a02b93"/>
+        <a:srgbClr val="A02B93"/>
       </a:accent5>
       <a:accent6>
-        <a:srgbClr val="4ea72e"/>
+        <a:srgbClr val="4EA72E"/>
       </a:accent6>
       <a:hlink>
         <a:srgbClr val="467886"/>
       </a:hlink>
       <a:folHlink>
-        <a:srgbClr val="96607d"/>
+        <a:srgbClr val="96607D"/>
       </a:folHlink>
     </a:clrScheme>
     <a:fontScheme name="Office">
